--- a/contents/battle-workbook/attack-adv-w02.docx
+++ b/contents/battle-workbook/attack-adv-w02.docx
@@ -512,11 +512,11 @@
         </w:rPr>
         <w:t>for p in /admin /api /swagger /console /debug; do</w:t>
         <w:br/>
-        <w:t xml:space="preserve">  curl -s -A "aa02r1-kim-recon" -H "Host: dvwa.6v6.lab" "http://192.168.0.161$p" -o /dev/null</w:t>
+        <w:t xml:space="preserve">  curl -s -A "aa02r1-kim-recon" -H "Host: dvwa.el34.lab" "http://192.168.0.161$p" -o /dev/null</w:t>
         <w:br/>
         <w:t>done</w:t>
         <w:br/>
-        <w:t>curl -sI -A "aa02r1-kim-recon" -H "Host: dvwa.6v6.lab" "http://192.168.0.161/"   # 헤더/배너</w:t>
+        <w:t>curl -sI -A "aa02r1-kim-recon" -H "Host: dvwa.el34.lab" "http://192.168.0.161/"   # 헤더/배너</w:t>
       </w:r>
     </w:p>
     <w:p>
